--- a/Дизайн-документ.docx
+++ b/Дизайн-документ.docx
@@ -102,7 +102,23 @@
           <w:sz w:val="28"/>
           <w:szCs w:val="28"/>
         </w:rPr>
-        <w:t>разработать систему для администрации, социального педагога и студентов Курганского технологического колледжа, которая:</w:t>
+        <w:t xml:space="preserve">разработать систему для администрации, </w:t>
+      </w:r>
+      <w:r>
+        <w:rPr>
+          <w:rFonts w:ascii="Times New Roman" w:hAnsi="Times New Roman" w:cs="Times New Roman"/>
+          <w:sz w:val="28"/>
+          <w:szCs w:val="28"/>
+        </w:rPr>
+        <w:t xml:space="preserve">психолога </w:t>
+      </w:r>
+      <w:r>
+        <w:rPr>
+          <w:rFonts w:ascii="Times New Roman" w:hAnsi="Times New Roman" w:cs="Times New Roman"/>
+          <w:sz w:val="28"/>
+          <w:szCs w:val="28"/>
+        </w:rPr>
+        <w:t>и студентов Курганского технологического колледжа, которая:</w:t>
       </w:r>
     </w:p>
     <w:p>
@@ -122,29 +138,10 @@
       </w:pPr>
       <w:r>
         <w:rPr>
-          <w:rFonts w:ascii="Times New Roman" w:hAnsi="Times New Roman" w:cs="Times New Roman"/>
-          <w:sz w:val="28"/>
-          <w:szCs w:val="28"/>
-        </w:rPr>
-        <w:t xml:space="preserve">позволяет анализировать эмоциональное состояние студентов в режиме </w:t>
-      </w:r>
-      <w:proofErr w:type="spellStart"/>
-      <w:r>
-        <w:rPr>
-          <w:rFonts w:ascii="Times New Roman" w:hAnsi="Times New Roman" w:cs="Times New Roman"/>
-          <w:sz w:val="28"/>
-          <w:szCs w:val="28"/>
-        </w:rPr>
-        <w:t>псевдоанонимности</w:t>
-      </w:r>
-      <w:proofErr w:type="spellEnd"/>
-      <w:r>
-        <w:rPr>
-          <w:rFonts w:ascii="Times New Roman" w:hAnsi="Times New Roman" w:cs="Times New Roman"/>
-          <w:sz w:val="28"/>
-          <w:szCs w:val="28"/>
-        </w:rPr>
-        <w:t>;</w:t>
+          <w:rFonts w:ascii="Times New Roman" w:hAnsi="Times New Roman"/>
+          <w:sz w:val="28"/>
+        </w:rPr>
+        <w:t>позволяет анализировать эмоциональный климат учебных групп на основе неанонимных опросов студентов с ограниченным доступом к персональным данным;</w:t>
       </w:r>
     </w:p>
     <w:p>
@@ -212,11 +209,10 @@
       </w:pPr>
       <w:r>
         <w:rPr>
-          <w:rFonts w:ascii="Times New Roman" w:hAnsi="Times New Roman" w:cs="Times New Roman"/>
-          <w:sz w:val="28"/>
-          <w:szCs w:val="28"/>
-        </w:rPr>
-        <w:t>даёт студентам быструю оценку их основных психологических показателей.</w:t>
+          <w:rFonts w:ascii="Times New Roman" w:hAnsi="Times New Roman"/>
+          <w:sz w:val="28"/>
+        </w:rPr>
+        <w:t>даёт студентам быструю обратную связь по их основным психологическим показателям, а ответственным сотрудникам - групповые аналитические выводы.</w:t>
       </w:r>
     </w:p>
     <w:p>
@@ -304,11 +300,10 @@
       </w:pPr>
       <w:r>
         <w:rPr>
-          <w:rFonts w:ascii="Times New Roman" w:hAnsi="Times New Roman" w:cs="Times New Roman"/>
-          <w:sz w:val="28"/>
-          <w:szCs w:val="28"/>
-        </w:rPr>
-        <w:t>система собирает и агрегирует полученные данные;</w:t>
+          <w:rFonts w:ascii="Times New Roman" w:hAnsi="Times New Roman"/>
+          <w:sz w:val="28"/>
+        </w:rPr>
+        <w:t>система собирает ответы, связывает их с учетной записью студента и агрегирует данные для групповой аналитики;</w:t>
       </w:r>
     </w:p>
     <w:p>
@@ -328,11 +323,10 @@
       </w:pPr>
       <w:r>
         <w:rPr>
-          <w:rFonts w:ascii="Times New Roman" w:hAnsi="Times New Roman" w:cs="Times New Roman"/>
-          <w:sz w:val="28"/>
-          <w:szCs w:val="28"/>
-        </w:rPr>
-        <w:t>при обработке полностью исключается идентификация личности студента;</w:t>
+          <w:rFonts w:ascii="Times New Roman" w:hAnsi="Times New Roman"/>
+          <w:sz w:val="28"/>
+        </w:rPr>
+        <w:t>идентификация студента сохраняется для ответственного просмотра результатов тестов уполномоченными сотрудниками;</w:t>
       </w:r>
     </w:p>
     <w:p>
@@ -352,11 +346,10 @@
       </w:pPr>
       <w:r>
         <w:rPr>
-          <w:rFonts w:ascii="Times New Roman" w:hAnsi="Times New Roman" w:cs="Times New Roman"/>
-          <w:sz w:val="28"/>
-          <w:szCs w:val="28"/>
-        </w:rPr>
-        <w:t>при этом сохраняется принадлежность к группе, курсу и специальности для последующего анализа.</w:t>
+          <w:rFonts w:ascii="Times New Roman" w:hAnsi="Times New Roman"/>
+          <w:sz w:val="28"/>
+        </w:rPr>
+        <w:t>в общих аналитических панелях приоритетным уровнем отображения остаются группа, курс и специальность, без свободного раскрытия ФИО студентов.</w:t>
       </w:r>
     </w:p>
     <w:p>
@@ -556,6 +549,63 @@
       </w:pPr>
       <w:r>
         <w:rPr>
+          <w:rFonts w:ascii="Times New Roman" w:hAnsi="Times New Roman"/>
+          <w:sz w:val="28"/>
+        </w:rPr>
+        <w:t>Учетная запись студента - запись пользователя, содержащая логин, пароль, учебную группу и ФИО, необходимое для неанонимного прохождения тестов и ответственного сопровождения результатов.</w:t>
+      </w:r>
+    </w:p>
+    <w:p>
+      <w:pPr>
+        <w:spacing w:line="360" w:lineRule="auto"/>
+        <w:ind w:firstLine="708"/>
+        <w:jc w:val="both"/>
+        <w:rPr>
+          <w:rFonts w:ascii="Times New Roman" w:hAnsi="Times New Roman" w:cs="Times New Roman"/>
+          <w:sz w:val="28"/>
+          <w:szCs w:val="28"/>
+        </w:rPr>
+      </w:pPr>
+      <w:r>
+        <w:rPr>
+          <w:rFonts w:ascii="Times New Roman" w:hAnsi="Times New Roman"/>
+          <w:sz w:val="28"/>
+        </w:rPr>
+        <w:t>Персональные результаты - результаты тестов конкретного студента. Они не выводятся в общих аналитических панелях и доступны только уполномоченным сотрудникам при просмотре результатов тестов.</w:t>
+      </w:r>
+    </w:p>
+    <w:p>
+      <w:pPr>
+        <w:spacing w:line="360" w:lineRule="auto"/>
+        <w:ind w:firstLine="708"/>
+        <w:jc w:val="both"/>
+        <w:rPr>
+          <w:rFonts w:ascii="Times New Roman" w:hAnsi="Times New Roman" w:cs="Times New Roman"/>
+          <w:sz w:val="28"/>
+          <w:szCs w:val="28"/>
+        </w:rPr>
+      </w:pPr>
+      <w:r>
+        <w:rPr>
+          <w:rFonts w:ascii="Times New Roman" w:hAnsi="Times New Roman"/>
+          <w:sz w:val="28"/>
+        </w:rPr>
+        <w:t>Групповые метрики - основной уровень анализа системы. Рассчитываются путем агрегирования результатов студентов одной учебной группы и используются для оценки климата коллектива.</w:t>
+      </w:r>
+    </w:p>
+    <w:p>
+      <w:pPr>
+        <w:spacing w:line="360" w:lineRule="auto"/>
+        <w:ind w:firstLine="708"/>
+        <w:jc w:val="both"/>
+        <w:rPr>
+          <w:rFonts w:ascii="Times New Roman" w:hAnsi="Times New Roman" w:cs="Times New Roman"/>
+          <w:sz w:val="28"/>
+          <w:szCs w:val="28"/>
+        </w:rPr>
+      </w:pPr>
+      <w:r>
+        <w:rPr>
           <w:rFonts w:ascii="Times New Roman" w:hAnsi="Times New Roman" w:cs="Times New Roman"/>
           <w:sz w:val="28"/>
           <w:szCs w:val="28"/>
@@ -577,117 +627,7 @@
           <w:sz w:val="28"/>
           <w:szCs w:val="28"/>
         </w:rPr>
-        <w:t>Реализуется в метрике по формуле «</w:t>
-      </w:r>
-      <w:proofErr w:type="spellStart"/>
-      <w:r>
-        <w:rPr>
-          <w:rFonts w:ascii="Times New Roman" w:hAnsi="Times New Roman" w:cs="Times New Roman"/>
-          <w:sz w:val="28"/>
-          <w:szCs w:val="28"/>
-        </w:rPr>
-        <w:t>новая_метрика</w:t>
-      </w:r>
-      <w:proofErr w:type="spellEnd"/>
-      <w:r>
-        <w:rPr>
-          <w:rFonts w:ascii="Times New Roman" w:hAnsi="Times New Roman" w:cs="Times New Roman"/>
-          <w:sz w:val="28"/>
-          <w:szCs w:val="28"/>
-        </w:rPr>
-        <w:t xml:space="preserve"> = </w:t>
-      </w:r>
-      <w:proofErr w:type="spellStart"/>
-      <w:r>
-        <w:rPr>
-          <w:rFonts w:ascii="Times New Roman" w:hAnsi="Times New Roman" w:cs="Times New Roman"/>
-          <w:sz w:val="28"/>
-          <w:szCs w:val="28"/>
-        </w:rPr>
-        <w:t>старая_метрика</w:t>
-      </w:r>
-      <w:proofErr w:type="spellEnd"/>
-      <w:r>
-        <w:rPr>
-          <w:rFonts w:ascii="Times New Roman" w:hAnsi="Times New Roman" w:cs="Times New Roman"/>
-          <w:sz w:val="28"/>
-          <w:szCs w:val="28"/>
-        </w:rPr>
-        <w:t xml:space="preserve"> * </w:t>
-      </w:r>
-      <w:proofErr w:type="spellStart"/>
-      <w:proofErr w:type="gramStart"/>
-      <w:r>
-        <w:rPr>
-          <w:rFonts w:ascii="Times New Roman" w:hAnsi="Times New Roman" w:cs="Times New Roman"/>
-          <w:sz w:val="28"/>
-          <w:szCs w:val="28"/>
-        </w:rPr>
-        <w:t>коэф.времени</w:t>
-      </w:r>
-      <w:proofErr w:type="spellEnd"/>
-      <w:proofErr w:type="gramEnd"/>
-      <w:r>
-        <w:rPr>
-          <w:rFonts w:ascii="Times New Roman" w:hAnsi="Times New Roman" w:cs="Times New Roman"/>
-          <w:sz w:val="28"/>
-          <w:szCs w:val="28"/>
-        </w:rPr>
-        <w:t xml:space="preserve"> + </w:t>
-      </w:r>
-      <w:proofErr w:type="spellStart"/>
-      <w:r>
-        <w:rPr>
-          <w:rFonts w:ascii="Times New Roman" w:hAnsi="Times New Roman" w:cs="Times New Roman"/>
-          <w:sz w:val="28"/>
-          <w:szCs w:val="28"/>
-        </w:rPr>
-        <w:t>нынешний_реузльтат</w:t>
-      </w:r>
-      <w:proofErr w:type="spellEnd"/>
-      <w:r>
-        <w:rPr>
-          <w:rFonts w:ascii="Times New Roman" w:hAnsi="Times New Roman" w:cs="Times New Roman"/>
-          <w:sz w:val="28"/>
-          <w:szCs w:val="28"/>
-        </w:rPr>
-        <w:t xml:space="preserve"> * (1 – </w:t>
-      </w:r>
-      <w:proofErr w:type="spellStart"/>
-      <w:r>
-        <w:rPr>
-          <w:rFonts w:ascii="Times New Roman" w:hAnsi="Times New Roman" w:cs="Times New Roman"/>
-          <w:sz w:val="28"/>
-          <w:szCs w:val="28"/>
-        </w:rPr>
-        <w:t>коэф.времени</w:t>
-      </w:r>
-      <w:proofErr w:type="spellEnd"/>
-      <w:r>
-        <w:rPr>
-          <w:rFonts w:ascii="Times New Roman" w:hAnsi="Times New Roman" w:cs="Times New Roman"/>
-          <w:sz w:val="28"/>
-          <w:szCs w:val="28"/>
-        </w:rPr>
-        <w:t>)» (</w:t>
-      </w:r>
-      <w:proofErr w:type="spellStart"/>
-      <w:r>
-        <w:rPr>
-          <w:rFonts w:ascii="Times New Roman" w:hAnsi="Times New Roman" w:cs="Times New Roman"/>
-          <w:sz w:val="28"/>
-          <w:szCs w:val="28"/>
-        </w:rPr>
-        <w:t>Коэф.времени</w:t>
-      </w:r>
-      <w:proofErr w:type="spellEnd"/>
-      <w:r>
-        <w:rPr>
-          <w:rFonts w:ascii="Times New Roman" w:hAnsi="Times New Roman" w:cs="Times New Roman"/>
-          <w:sz w:val="28"/>
-          <w:szCs w:val="28"/>
-        </w:rPr>
-        <w:t xml:space="preserve"> по умолчанию равен 0,7).</w:t>
+        <w:t>Реализуется в метрике по формуле «новая_метрика = старая_метрика * коэф.времени + нынешний_реузльтат * (1 – коэф.времени)» (Коэф.времени по умолчанию равен 0,7).</w:t>
       </w:r>
     </w:p>
     <w:p>
@@ -723,6 +663,7 @@
           <w:sz w:val="28"/>
           <w:szCs w:val="28"/>
         </w:rPr>
+        <w:lastRenderedPageBreak/>
         <w:t>ОСНОВНЫЕ СВЯЗИ:</w:t>
       </w:r>
     </w:p>
@@ -870,7 +811,6 @@
           <w:sz w:val="28"/>
           <w:szCs w:val="28"/>
         </w:rPr>
-        <w:lastRenderedPageBreak/>
         <w:t>ОСНОВНЫЕ МЕХАНИКИ И РАБОТА С БАЗОЙ ДАННЫХ:</w:t>
       </w:r>
     </w:p>
@@ -1116,23 +1056,13 @@
         </w:rPr>
         <w:t xml:space="preserve"> </w:t>
       </w:r>
-      <w:proofErr w:type="spellStart"/>
-      <w:r>
-        <w:rPr>
-          <w:rFonts w:ascii="Times New Roman" w:hAnsi="Times New Roman" w:cs="Times New Roman"/>
-          <w:sz w:val="28"/>
-          <w:szCs w:val="28"/>
-        </w:rPr>
-        <w:t>raw_score</w:t>
-      </w:r>
-      <w:proofErr w:type="spellEnd"/>
-      <w:r>
-        <w:rPr>
-          <w:rFonts w:ascii="Times New Roman" w:hAnsi="Times New Roman" w:cs="Times New Roman"/>
-          <w:sz w:val="28"/>
-          <w:szCs w:val="28"/>
-        </w:rPr>
-        <w:t xml:space="preserve"> (по конкретной шкале) = (сумма всех ответов по одной шкале) Σ</w:t>
+      <w:r>
+        <w:rPr>
+          <w:rFonts w:ascii="Times New Roman" w:hAnsi="Times New Roman" w:cs="Times New Roman"/>
+          <w:sz w:val="28"/>
+          <w:szCs w:val="28"/>
+        </w:rPr>
+        <w:t>raw_score (по конкретной шкале) = (сумма всех ответов по одной шкале) Σ</w:t>
       </w:r>
       <w:r>
         <w:rPr>
@@ -1148,41 +1078,133 @@
           <w:sz w:val="28"/>
           <w:szCs w:val="28"/>
         </w:rPr>
-        <w:t>(</w:t>
-      </w:r>
-      <w:proofErr w:type="spellStart"/>
-      <w:r>
-        <w:rPr>
-          <w:rFonts w:ascii="Times New Roman" w:hAnsi="Times New Roman" w:cs="Times New Roman"/>
-          <w:sz w:val="28"/>
-          <w:szCs w:val="28"/>
-        </w:rPr>
-        <w:t>value</w:t>
-      </w:r>
-      <w:proofErr w:type="spellEnd"/>
-      <w:r>
-        <w:rPr>
-          <w:rFonts w:ascii="Times New Roman" w:hAnsi="Times New Roman" w:cs="Times New Roman"/>
-          <w:sz w:val="28"/>
-          <w:szCs w:val="28"/>
-        </w:rPr>
-        <w:t xml:space="preserve"> * </w:t>
-      </w:r>
-      <w:proofErr w:type="spellStart"/>
-      <w:r>
-        <w:rPr>
-          <w:rFonts w:ascii="Times New Roman" w:hAnsi="Times New Roman" w:cs="Times New Roman"/>
-          <w:sz w:val="28"/>
-          <w:szCs w:val="28"/>
-        </w:rPr>
-        <w:t>weight</w:t>
-      </w:r>
-      <w:proofErr w:type="spellEnd"/>
-      <w:r>
-        <w:rPr>
-          <w:rFonts w:ascii="Times New Roman" w:hAnsi="Times New Roman" w:cs="Times New Roman"/>
-          <w:sz w:val="28"/>
-          <w:szCs w:val="28"/>
+        <w:t>(value * weight)</w:t>
+      </w:r>
+    </w:p>
+    <w:p>
+      <w:pPr>
+        <w:spacing w:line="360" w:lineRule="auto"/>
+        <w:jc w:val="both"/>
+        <w:rPr>
+          <w:rFonts w:ascii="Times New Roman" w:hAnsi="Times New Roman" w:cs="Times New Roman"/>
+          <w:sz w:val="28"/>
+          <w:szCs w:val="28"/>
+          <w:lang w:val="en-US"/>
+        </w:rPr>
+      </w:pPr>
+      <w:r>
+        <w:rPr>
+          <w:rFonts w:ascii="Times New Roman" w:hAnsi="Times New Roman" w:cs="Times New Roman"/>
+          <w:sz w:val="28"/>
+          <w:szCs w:val="28"/>
+          <w:lang w:val="en-US"/>
+        </w:rPr>
+        <w:t>3. normalized: (raw - min) / (max - min)</w:t>
+      </w:r>
+    </w:p>
+    <w:p>
+      <w:pPr>
+        <w:spacing w:line="360" w:lineRule="auto"/>
+        <w:jc w:val="both"/>
+        <w:rPr>
+          <w:rFonts w:ascii="Times New Roman" w:hAnsi="Times New Roman" w:cs="Times New Roman"/>
+          <w:sz w:val="28"/>
+          <w:szCs w:val="28"/>
+        </w:rPr>
+      </w:pPr>
+      <w:r>
+        <w:rPr>
+          <w:rFonts w:ascii="Times New Roman" w:hAnsi="Times New Roman" w:cs="Times New Roman"/>
+          <w:sz w:val="28"/>
+          <w:szCs w:val="28"/>
+        </w:rPr>
+        <w:t>4. metric:</w:t>
+      </w:r>
+      <w:r>
+        <w:rPr>
+          <w:rFonts w:ascii="Times New Roman" w:hAnsi="Times New Roman" w:cs="Times New Roman"/>
+          <w:sz w:val="28"/>
+          <w:szCs w:val="28"/>
+        </w:rPr>
+        <w:t xml:space="preserve"> </w:t>
+      </w:r>
+      <w:r>
+        <w:rPr>
+          <w:rFonts w:ascii="Times New Roman" w:hAnsi="Times New Roman" w:cs="Times New Roman"/>
+          <w:sz w:val="28"/>
+          <w:szCs w:val="28"/>
+        </w:rPr>
+        <w:t>(сумма всех шкал уже нормализированных) Σ</w:t>
+      </w:r>
+      <w:r>
+        <w:rPr>
+          <w:rFonts w:ascii="Times New Roman" w:hAnsi="Times New Roman" w:cs="Times New Roman"/>
+          <w:sz w:val="28"/>
+          <w:szCs w:val="28"/>
+        </w:rPr>
+        <w:t xml:space="preserve"> </w:t>
+      </w:r>
+      <w:r>
+        <w:rPr>
+          <w:rFonts w:ascii="Times New Roman" w:hAnsi="Times New Roman" w:cs="Times New Roman"/>
+          <w:sz w:val="28"/>
+          <w:szCs w:val="28"/>
+        </w:rPr>
+        <w:t>(normalized * weight) * 100</w:t>
+      </w:r>
+    </w:p>
+    <w:p>
+      <w:pPr>
+        <w:spacing w:line="360" w:lineRule="auto"/>
+        <w:jc w:val="both"/>
+        <w:rPr>
+          <w:rFonts w:ascii="Times New Roman" w:hAnsi="Times New Roman" w:cs="Times New Roman"/>
+          <w:sz w:val="28"/>
+          <w:szCs w:val="28"/>
+          <w:lang w:val="en-US"/>
+        </w:rPr>
+      </w:pPr>
+      <w:r>
+        <w:rPr>
+          <w:rFonts w:ascii="Times New Roman" w:hAnsi="Times New Roman" w:cs="Times New Roman"/>
+          <w:sz w:val="28"/>
+          <w:szCs w:val="28"/>
+          <w:lang w:val="en-US"/>
+        </w:rPr>
+        <w:lastRenderedPageBreak/>
+        <w:t xml:space="preserve">5. EMA: new_metric = old_metric * </w:t>
+      </w:r>
+      <w:r>
+        <w:rPr>
+          <w:rFonts w:ascii="Times New Roman" w:hAnsi="Times New Roman" w:cs="Times New Roman"/>
+          <w:sz w:val="28"/>
+          <w:szCs w:val="28"/>
+        </w:rPr>
+        <w:t>α</w:t>
+      </w:r>
+      <w:r>
+        <w:rPr>
+          <w:rFonts w:ascii="Times New Roman" w:hAnsi="Times New Roman" w:cs="Times New Roman"/>
+          <w:sz w:val="28"/>
+          <w:szCs w:val="28"/>
+          <w:lang w:val="en-US"/>
+        </w:rPr>
+        <w:t xml:space="preserve"> + current_result * (1 - </w:t>
+      </w:r>
+      <w:r>
+        <w:rPr>
+          <w:rFonts w:ascii="Times New Roman" w:hAnsi="Times New Roman" w:cs="Times New Roman"/>
+          <w:sz w:val="28"/>
+          <w:szCs w:val="28"/>
+        </w:rPr>
+        <w:t>α</w:t>
+      </w:r>
+      <w:r>
+        <w:rPr>
+          <w:rFonts w:ascii="Times New Roman" w:hAnsi="Times New Roman" w:cs="Times New Roman"/>
+          <w:sz w:val="28"/>
+          <w:szCs w:val="28"/>
+          <w:lang w:val="en-US"/>
         </w:rPr>
         <w:t>)</w:t>
       </w:r>
@@ -1195,279 +1217,34 @@
           <w:rFonts w:ascii="Times New Roman" w:hAnsi="Times New Roman" w:cs="Times New Roman"/>
           <w:sz w:val="28"/>
           <w:szCs w:val="28"/>
-          <w:lang w:val="en-US"/>
-        </w:rPr>
-      </w:pPr>
-      <w:r>
-        <w:rPr>
-          <w:rFonts w:ascii="Times New Roman" w:hAnsi="Times New Roman" w:cs="Times New Roman"/>
-          <w:sz w:val="28"/>
-          <w:szCs w:val="28"/>
-          <w:lang w:val="en-US"/>
-        </w:rPr>
-        <w:t>3. normalized: (raw - min) / (max - min)</w:t>
-      </w:r>
-    </w:p>
-    <w:p>
-      <w:pPr>
-        <w:spacing w:line="360" w:lineRule="auto"/>
-        <w:jc w:val="both"/>
-        <w:rPr>
-          <w:rFonts w:ascii="Times New Roman" w:hAnsi="Times New Roman" w:cs="Times New Roman"/>
-          <w:sz w:val="28"/>
-          <w:szCs w:val="28"/>
-        </w:rPr>
-      </w:pPr>
-      <w:r>
-        <w:rPr>
-          <w:rFonts w:ascii="Times New Roman" w:hAnsi="Times New Roman" w:cs="Times New Roman"/>
-          <w:sz w:val="28"/>
-          <w:szCs w:val="28"/>
-        </w:rPr>
-        <w:t xml:space="preserve">4. </w:t>
-      </w:r>
-      <w:proofErr w:type="spellStart"/>
-      <w:r>
-        <w:rPr>
-          <w:rFonts w:ascii="Times New Roman" w:hAnsi="Times New Roman" w:cs="Times New Roman"/>
-          <w:sz w:val="28"/>
-          <w:szCs w:val="28"/>
-        </w:rPr>
-        <w:t>metric</w:t>
-      </w:r>
-      <w:proofErr w:type="spellEnd"/>
-      <w:r>
-        <w:rPr>
-          <w:rFonts w:ascii="Times New Roman" w:hAnsi="Times New Roman" w:cs="Times New Roman"/>
-          <w:sz w:val="28"/>
-          <w:szCs w:val="28"/>
-        </w:rPr>
-        <w:t>:</w:t>
-      </w:r>
-      <w:r>
-        <w:rPr>
-          <w:rFonts w:ascii="Times New Roman" w:hAnsi="Times New Roman" w:cs="Times New Roman"/>
-          <w:sz w:val="28"/>
-          <w:szCs w:val="28"/>
-        </w:rPr>
-        <w:t xml:space="preserve"> </w:t>
-      </w:r>
-      <w:r>
-        <w:rPr>
-          <w:rFonts w:ascii="Times New Roman" w:hAnsi="Times New Roman" w:cs="Times New Roman"/>
-          <w:sz w:val="28"/>
-          <w:szCs w:val="28"/>
-        </w:rPr>
-        <w:t xml:space="preserve">(сумма всех шкал уже нормализированных) </w:t>
-      </w:r>
-      <w:proofErr w:type="gramStart"/>
-      <w:r>
-        <w:rPr>
-          <w:rFonts w:ascii="Times New Roman" w:hAnsi="Times New Roman" w:cs="Times New Roman"/>
-          <w:sz w:val="28"/>
-          <w:szCs w:val="28"/>
-        </w:rPr>
-        <w:t>Σ</w:t>
-      </w:r>
-      <w:proofErr w:type="gramEnd"/>
-      <w:r>
-        <w:rPr>
-          <w:rFonts w:ascii="Times New Roman" w:hAnsi="Times New Roman" w:cs="Times New Roman"/>
-          <w:sz w:val="28"/>
-          <w:szCs w:val="28"/>
-        </w:rPr>
-        <w:t xml:space="preserve"> </w:t>
-      </w:r>
-      <w:proofErr w:type="gramStart"/>
-      <w:r>
-        <w:rPr>
-          <w:rFonts w:ascii="Times New Roman" w:hAnsi="Times New Roman" w:cs="Times New Roman"/>
-          <w:sz w:val="28"/>
-          <w:szCs w:val="28"/>
-        </w:rPr>
-        <w:t>(</w:t>
-      </w:r>
-      <w:proofErr w:type="spellStart"/>
-      <w:proofErr w:type="gramEnd"/>
-      <w:r>
-        <w:rPr>
-          <w:rFonts w:ascii="Times New Roman" w:hAnsi="Times New Roman" w:cs="Times New Roman"/>
-          <w:sz w:val="28"/>
-          <w:szCs w:val="28"/>
-        </w:rPr>
-        <w:t>normalized</w:t>
-      </w:r>
-      <w:proofErr w:type="spellEnd"/>
-      <w:r>
-        <w:rPr>
-          <w:rFonts w:ascii="Times New Roman" w:hAnsi="Times New Roman" w:cs="Times New Roman"/>
-          <w:sz w:val="28"/>
-          <w:szCs w:val="28"/>
-        </w:rPr>
-        <w:t xml:space="preserve"> * </w:t>
-      </w:r>
-      <w:proofErr w:type="spellStart"/>
-      <w:r>
-        <w:rPr>
-          <w:rFonts w:ascii="Times New Roman" w:hAnsi="Times New Roman" w:cs="Times New Roman"/>
-          <w:sz w:val="28"/>
-          <w:szCs w:val="28"/>
-        </w:rPr>
-        <w:t>weight</w:t>
-      </w:r>
-      <w:proofErr w:type="spellEnd"/>
-      <w:r>
-        <w:rPr>
-          <w:rFonts w:ascii="Times New Roman" w:hAnsi="Times New Roman" w:cs="Times New Roman"/>
-          <w:sz w:val="28"/>
-          <w:szCs w:val="28"/>
-        </w:rPr>
-        <w:t>) * 100</w:t>
-      </w:r>
-    </w:p>
-    <w:p>
-      <w:pPr>
-        <w:spacing w:line="360" w:lineRule="auto"/>
-        <w:jc w:val="both"/>
-        <w:rPr>
-          <w:rFonts w:ascii="Times New Roman" w:hAnsi="Times New Roman" w:cs="Times New Roman"/>
-          <w:sz w:val="28"/>
-          <w:szCs w:val="28"/>
-          <w:lang w:val="en-US"/>
-        </w:rPr>
-      </w:pPr>
-      <w:r>
-        <w:rPr>
-          <w:rFonts w:ascii="Times New Roman" w:hAnsi="Times New Roman" w:cs="Times New Roman"/>
-          <w:sz w:val="28"/>
-          <w:szCs w:val="28"/>
-          <w:lang w:val="en-US"/>
-        </w:rPr>
-        <w:t xml:space="preserve">5. EMA: </w:t>
-      </w:r>
-      <w:proofErr w:type="spellStart"/>
-      <w:r>
-        <w:rPr>
-          <w:rFonts w:ascii="Times New Roman" w:hAnsi="Times New Roman" w:cs="Times New Roman"/>
-          <w:sz w:val="28"/>
-          <w:szCs w:val="28"/>
-          <w:lang w:val="en-US"/>
-        </w:rPr>
-        <w:t>new_metric</w:t>
-      </w:r>
-      <w:proofErr w:type="spellEnd"/>
-      <w:r>
-        <w:rPr>
-          <w:rFonts w:ascii="Times New Roman" w:hAnsi="Times New Roman" w:cs="Times New Roman"/>
-          <w:sz w:val="28"/>
-          <w:szCs w:val="28"/>
-          <w:lang w:val="en-US"/>
-        </w:rPr>
-        <w:t xml:space="preserve"> = </w:t>
-      </w:r>
-      <w:proofErr w:type="spellStart"/>
-      <w:r>
-        <w:rPr>
-          <w:rFonts w:ascii="Times New Roman" w:hAnsi="Times New Roman" w:cs="Times New Roman"/>
-          <w:sz w:val="28"/>
-          <w:szCs w:val="28"/>
-          <w:lang w:val="en-US"/>
-        </w:rPr>
-        <w:t>old_metric</w:t>
-      </w:r>
-      <w:proofErr w:type="spellEnd"/>
-      <w:r>
-        <w:rPr>
-          <w:rFonts w:ascii="Times New Roman" w:hAnsi="Times New Roman" w:cs="Times New Roman"/>
-          <w:sz w:val="28"/>
-          <w:szCs w:val="28"/>
-          <w:lang w:val="en-US"/>
-        </w:rPr>
-        <w:t xml:space="preserve"> * </w:t>
-      </w:r>
-      <w:r>
-        <w:rPr>
-          <w:rFonts w:ascii="Times New Roman" w:hAnsi="Times New Roman" w:cs="Times New Roman"/>
-          <w:sz w:val="28"/>
-          <w:szCs w:val="28"/>
-        </w:rPr>
-        <w:t>α</w:t>
-      </w:r>
-      <w:r>
-        <w:rPr>
-          <w:rFonts w:ascii="Times New Roman" w:hAnsi="Times New Roman" w:cs="Times New Roman"/>
-          <w:sz w:val="28"/>
-          <w:szCs w:val="28"/>
-          <w:lang w:val="en-US"/>
-        </w:rPr>
-        <w:t xml:space="preserve"> + </w:t>
-      </w:r>
-      <w:proofErr w:type="spellStart"/>
-      <w:r>
-        <w:rPr>
-          <w:rFonts w:ascii="Times New Roman" w:hAnsi="Times New Roman" w:cs="Times New Roman"/>
-          <w:sz w:val="28"/>
-          <w:szCs w:val="28"/>
-          <w:lang w:val="en-US"/>
-        </w:rPr>
-        <w:t>current_result</w:t>
-      </w:r>
-      <w:proofErr w:type="spellEnd"/>
-      <w:r>
-        <w:rPr>
-          <w:rFonts w:ascii="Times New Roman" w:hAnsi="Times New Roman" w:cs="Times New Roman"/>
-          <w:sz w:val="28"/>
-          <w:szCs w:val="28"/>
-          <w:lang w:val="en-US"/>
-        </w:rPr>
-        <w:t xml:space="preserve"> * (1 - </w:t>
-      </w:r>
-      <w:r>
-        <w:rPr>
-          <w:rFonts w:ascii="Times New Roman" w:hAnsi="Times New Roman" w:cs="Times New Roman"/>
-          <w:sz w:val="28"/>
-          <w:szCs w:val="28"/>
-        </w:rPr>
-        <w:t>α</w:t>
-      </w:r>
-      <w:r>
-        <w:rPr>
-          <w:rFonts w:ascii="Times New Roman" w:hAnsi="Times New Roman" w:cs="Times New Roman"/>
-          <w:sz w:val="28"/>
-          <w:szCs w:val="28"/>
-          <w:lang w:val="en-US"/>
-        </w:rPr>
-        <w:t>)</w:t>
-      </w:r>
-    </w:p>
-    <w:p>
-      <w:pPr>
-        <w:spacing w:line="360" w:lineRule="auto"/>
-        <w:jc w:val="both"/>
-        <w:rPr>
-          <w:rFonts w:ascii="Times New Roman" w:hAnsi="Times New Roman" w:cs="Times New Roman"/>
-          <w:sz w:val="28"/>
-          <w:szCs w:val="28"/>
-        </w:rPr>
-      </w:pPr>
-      <w:r>
-        <w:rPr>
-          <w:rFonts w:ascii="Times New Roman" w:hAnsi="Times New Roman" w:cs="Times New Roman"/>
-          <w:sz w:val="28"/>
-          <w:szCs w:val="28"/>
-        </w:rPr>
-        <w:t xml:space="preserve">6. сохраняем в </w:t>
-      </w:r>
-      <w:proofErr w:type="spellStart"/>
-      <w:r>
-        <w:rPr>
-          <w:rFonts w:ascii="Times New Roman" w:hAnsi="Times New Roman" w:cs="Times New Roman"/>
-          <w:sz w:val="28"/>
-          <w:szCs w:val="28"/>
-        </w:rPr>
-        <w:t>user_metrics</w:t>
-      </w:r>
-      <w:proofErr w:type="spellEnd"/>
+        </w:rPr>
+      </w:pPr>
+      <w:r>
+        <w:rPr>
+          <w:rFonts w:ascii="Times New Roman" w:hAnsi="Times New Roman" w:cs="Times New Roman"/>
+          <w:sz w:val="28"/>
+          <w:szCs w:val="28"/>
+        </w:rPr>
+        <w:t>6. сохраняем в user_metrics</w:t>
+      </w:r>
+    </w:p>
+    <w:p>
+      <w:pPr>
+        <w:spacing w:line="360" w:lineRule="auto"/>
+        <w:jc w:val="both"/>
+        <w:rPr>
+          <w:rFonts w:ascii="Times New Roman" w:hAnsi="Times New Roman" w:cs="Times New Roman"/>
+          <w:sz w:val="28"/>
+          <w:szCs w:val="28"/>
+        </w:rPr>
+      </w:pPr>
+      <w:r>
+        <w:rPr>
+          <w:rFonts w:ascii="Times New Roman" w:hAnsi="Times New Roman"/>
+          <w:sz w:val="28"/>
+        </w:rPr>
+        <w:t>Важно: система хранит связь результата с учетной записью студента, но аналитические витрины по умолчанию показывают агрегированные групповые показатели. Просмотр ФИО и индивидуальных результатов допускается только для ответственных сотрудников в контексте результатов тестов.</w:t>
+      </w:r>
     </w:p>
     <w:p>
       <w:pPr>
@@ -1511,28 +1288,10 @@
       </w:pPr>
       <w:r>
         <w:rPr>
-          <w:rFonts w:ascii="Times New Roman" w:hAnsi="Times New Roman" w:cs="Times New Roman"/>
-          <w:sz w:val="28"/>
-          <w:szCs w:val="28"/>
-        </w:rPr>
-        <w:t xml:space="preserve">Создается токен (количество использований ограничено количеством человек в группе), который выдается на одну группу. Каждый участник группы регистрируется по данному токену, придумывая себе логин и пароль (но при этом не указывая никаких личных данных, группа подтягивается через токен), </w:t>
-      </w:r>
-      <w:r>
-        <w:rPr>
-          <w:rFonts w:ascii="Times New Roman" w:hAnsi="Times New Roman" w:cs="Times New Roman"/>
-          <w:sz w:val="28"/>
-          <w:szCs w:val="28"/>
-        </w:rPr>
-        <w:lastRenderedPageBreak/>
-        <w:t>это позволяет сохранить анонимность и не бояться, что кто-то из управления узнает</w:t>
-      </w:r>
-      <w:r>
-        <w:rPr>
-          <w:rFonts w:ascii="Times New Roman" w:hAnsi="Times New Roman" w:cs="Times New Roman"/>
-          <w:sz w:val="28"/>
-          <w:szCs w:val="28"/>
-        </w:rPr>
-        <w:t xml:space="preserve"> основные метрики/оценки по шкалам отдельных пользователей.</w:t>
+          <w:rFonts w:ascii="Times New Roman" w:hAnsi="Times New Roman"/>
+          <w:sz w:val="28"/>
+        </w:rPr>
+        <w:t>Создается токен (количество использований ограничено количеством человек в группе), который выдается на одну группу. Каждый участник группы регистрируется по данному токену, указывает логин, пароль и ФИО; группа подтягивается через токен. Опросы являются неанонимными, однако ФИО и персональные результаты не отображаются в свободном доступе: они доступны только уполномоченным сотрудникам при просмотре результатов тестов и используются для ответственного сопровождения студента. Основная аналитика системы строится по группам, курсам и специальностям.</w:t>
       </w:r>
     </w:p>
     <w:p>
@@ -1586,35 +1345,10 @@
       </w:pPr>
       <w:r>
         <w:rPr>
-          <w:rFonts w:ascii="Times New Roman" w:hAnsi="Times New Roman" w:cs="Times New Roman"/>
-          <w:sz w:val="28"/>
-          <w:szCs w:val="28"/>
-        </w:rPr>
-        <w:t>Модуль персональной аналитики студента</w:t>
-      </w:r>
-      <w:r>
-        <w:rPr>
-          <w:rFonts w:ascii="Times New Roman" w:hAnsi="Times New Roman" w:cs="Times New Roman"/>
-          <w:sz w:val="28"/>
-          <w:szCs w:val="28"/>
-        </w:rPr>
-        <w:t xml:space="preserve"> - п</w:t>
-      </w:r>
-      <w:r>
-        <w:rPr>
-          <w:rFonts w:ascii="Times New Roman" w:hAnsi="Times New Roman" w:cs="Times New Roman"/>
-          <w:sz w:val="28"/>
-          <w:szCs w:val="28"/>
-        </w:rPr>
-        <w:t>редоставление студенту индивидуальной обратной связи</w:t>
-      </w:r>
-      <w:r>
-        <w:rPr>
-          <w:rFonts w:ascii="Times New Roman" w:hAnsi="Times New Roman" w:cs="Times New Roman"/>
-          <w:sz w:val="28"/>
-          <w:szCs w:val="28"/>
-        </w:rPr>
-        <w:t xml:space="preserve">: </w:t>
+          <w:rFonts w:ascii="Times New Roman" w:hAnsi="Times New Roman"/>
+          <w:sz w:val="28"/>
+        </w:rPr>
+        <w:t>Модуль персональной аналитики студента - предоставление студенту индивидуальной обратной связи по его результатам:</w:t>
       </w:r>
     </w:p>
     <w:p>
@@ -1634,11 +1368,10 @@
       </w:pPr>
       <w:r>
         <w:rPr>
-          <w:rFonts w:ascii="Times New Roman" w:hAnsi="Times New Roman" w:cs="Times New Roman"/>
-          <w:sz w:val="28"/>
-          <w:szCs w:val="28"/>
-        </w:rPr>
-        <w:t>отображение личных показателей (без нарушения анонимности системы);</w:t>
+          <w:rFonts w:ascii="Times New Roman" w:hAnsi="Times New Roman"/>
+          <w:sz w:val="28"/>
+        </w:rPr>
+        <w:t>отображение личных показателей в личном кабинете студента;</w:t>
       </w:r>
     </w:p>
     <w:p>
@@ -1730,35 +1463,11 @@
       </w:pPr>
       <w:r>
         <w:rPr>
-          <w:rFonts w:ascii="Times New Roman" w:hAnsi="Times New Roman" w:cs="Times New Roman"/>
-          <w:sz w:val="28"/>
-          <w:szCs w:val="28"/>
-        </w:rPr>
-        <w:t>Модуль «Эмоциональная карта»</w:t>
-      </w:r>
-      <w:r>
-        <w:rPr>
-          <w:rFonts w:ascii="Times New Roman" w:hAnsi="Times New Roman" w:cs="Times New Roman"/>
-          <w:sz w:val="28"/>
-          <w:szCs w:val="28"/>
-        </w:rPr>
-        <w:t xml:space="preserve"> - в</w:t>
-      </w:r>
-      <w:r>
-        <w:rPr>
-          <w:rFonts w:ascii="Times New Roman" w:hAnsi="Times New Roman" w:cs="Times New Roman"/>
-          <w:sz w:val="28"/>
-          <w:szCs w:val="28"/>
-        </w:rPr>
-        <w:t>изуализация текущего эмоционального состояния студентов в разрезе групп</w:t>
-      </w:r>
-      <w:r>
-        <w:rPr>
-          <w:rFonts w:ascii="Times New Roman" w:hAnsi="Times New Roman" w:cs="Times New Roman"/>
-          <w:sz w:val="28"/>
-          <w:szCs w:val="28"/>
-        </w:rPr>
-        <w:t xml:space="preserve">: </w:t>
+          <w:rFonts w:ascii="Times New Roman" w:hAnsi="Times New Roman"/>
+          <w:sz w:val="28"/>
+        </w:rPr>
+        <w:lastRenderedPageBreak/>
+        <w:t>Модуль «Эмоциональная карта» - визуализация текущего эмоционального климата учебных групп:</w:t>
       </w:r>
     </w:p>
     <w:p>
@@ -1874,35 +1583,10 @@
       </w:pPr>
       <w:r>
         <w:rPr>
-          <w:rFonts w:ascii="Times New Roman" w:hAnsi="Times New Roman" w:cs="Times New Roman"/>
-          <w:sz w:val="28"/>
-          <w:szCs w:val="28"/>
-        </w:rPr>
-        <w:t>Модуль прогнозирования «Группы риска»</w:t>
-      </w:r>
-      <w:r>
-        <w:rPr>
-          <w:rFonts w:ascii="Times New Roman" w:hAnsi="Times New Roman" w:cs="Times New Roman"/>
-          <w:sz w:val="28"/>
-          <w:szCs w:val="28"/>
-        </w:rPr>
-        <w:t xml:space="preserve"> - в</w:t>
-      </w:r>
-      <w:r>
-        <w:rPr>
-          <w:rFonts w:ascii="Times New Roman" w:hAnsi="Times New Roman" w:cs="Times New Roman"/>
-          <w:sz w:val="28"/>
-          <w:szCs w:val="28"/>
-        </w:rPr>
-        <w:t>ыявление учебных групп с повышенной вероятностью возникновения проблем (конфликты, эмоциональное выгорание, академическая неуспеваемость)</w:t>
-      </w:r>
-      <w:r>
-        <w:rPr>
-          <w:rFonts w:ascii="Times New Roman" w:hAnsi="Times New Roman" w:cs="Times New Roman"/>
-          <w:sz w:val="28"/>
-          <w:szCs w:val="28"/>
-        </w:rPr>
-        <w:t xml:space="preserve">: </w:t>
+          <w:rFonts w:ascii="Times New Roman" w:hAnsi="Times New Roman"/>
+          <w:sz w:val="28"/>
+        </w:rPr>
+        <w:t>Модуль прогнозирования «Группы риска» - выявление учебных групп с повышенной вероятностью возникновения проблем (конфликты, эмоциональное выгорание, академическая неуспеваемость) без публичного ранжирования отдельных студентов:</w:t>
       </w:r>
     </w:p>
     <w:p>
@@ -1998,7 +1682,6 @@
           <w:sz w:val="28"/>
           <w:szCs w:val="28"/>
         </w:rPr>
-        <w:lastRenderedPageBreak/>
         <w:t>формирование списка групп, требующих внимания администрации и социального педагога.</w:t>
       </w:r>
     </w:p>
@@ -2023,23 +1706,23 @@
           <w:sz w:val="28"/>
           <w:szCs w:val="28"/>
         </w:rPr>
-        <w:t>Модуль анализа учебной нагрузки</w:t>
-      </w:r>
-      <w:r>
-        <w:rPr>
-          <w:rFonts w:ascii="Times New Roman" w:hAnsi="Times New Roman" w:cs="Times New Roman"/>
-          <w:sz w:val="28"/>
-          <w:szCs w:val="28"/>
-        </w:rPr>
-        <w:t xml:space="preserve"> - о</w:t>
-      </w:r>
-      <w:r>
-        <w:rPr>
-          <w:rFonts w:ascii="Times New Roman" w:hAnsi="Times New Roman" w:cs="Times New Roman"/>
-          <w:sz w:val="28"/>
-          <w:szCs w:val="28"/>
-        </w:rPr>
-        <w:t>пределение факторов учебного процесса, оказывающих наибольшее влияние на стресс студентов</w:t>
+        <w:t>Модуль «Обратная связь» и анализа трендов</w:t>
+      </w:r>
+      <w:r>
+        <w:rPr>
+          <w:rFonts w:ascii="Times New Roman" w:hAnsi="Times New Roman" w:cs="Times New Roman"/>
+          <w:sz w:val="28"/>
+          <w:szCs w:val="28"/>
+        </w:rPr>
+        <w:t xml:space="preserve"> - в</w:t>
+      </w:r>
+      <w:r>
+        <w:rPr>
+          <w:rFonts w:ascii="Times New Roman" w:hAnsi="Times New Roman" w:cs="Times New Roman"/>
+          <w:sz w:val="28"/>
+          <w:szCs w:val="28"/>
+        </w:rPr>
+        <w:t>ыявление устойчивых проблем и позитивных изменений на основе обратной связи студентов</w:t>
       </w:r>
       <w:r>
         <w:rPr>
@@ -2048,9 +1731,6 @@
           <w:szCs w:val="28"/>
         </w:rPr>
         <w:t>:</w:t>
-      </w:r>
-      <w:r>
-        <w:t xml:space="preserve"> </w:t>
       </w:r>
     </w:p>
     <w:p>
@@ -2058,7 +1738,7 @@
         <w:pStyle w:val="a7"/>
         <w:numPr>
           <w:ilvl w:val="0"/>
-          <w:numId w:val="7"/>
+          <w:numId w:val="8"/>
         </w:numPr>
         <w:spacing w:line="360" w:lineRule="auto"/>
         <w:jc w:val="both"/>
@@ -2074,7 +1754,7 @@
           <w:sz w:val="28"/>
           <w:szCs w:val="28"/>
         </w:rPr>
-        <w:t>сопоставление показателей стресса с учебным расписанием;</w:t>
+        <w:t>автоматический анализ текстовых ответов (тематика и тональность);</w:t>
       </w:r>
     </w:p>
     <w:p>
@@ -2082,7 +1762,7 @@
         <w:pStyle w:val="a7"/>
         <w:numPr>
           <w:ilvl w:val="0"/>
-          <w:numId w:val="7"/>
+          <w:numId w:val="8"/>
         </w:numPr>
         <w:spacing w:line="360" w:lineRule="auto"/>
         <w:jc w:val="both"/>
@@ -2098,7 +1778,7 @@
           <w:sz w:val="28"/>
           <w:szCs w:val="28"/>
         </w:rPr>
-        <w:t>выявление дисциплин с наибольшим негативным влиянием;</w:t>
+        <w:t>выделение ключевых тем (например: преподаватели, расписание, инфраструктура);</w:t>
       </w:r>
     </w:p>
     <w:p>
@@ -2106,7 +1786,7 @@
         <w:pStyle w:val="a7"/>
         <w:numPr>
           <w:ilvl w:val="0"/>
-          <w:numId w:val="7"/>
+          <w:numId w:val="8"/>
         </w:numPr>
         <w:spacing w:line="360" w:lineRule="auto"/>
         <w:jc w:val="both"/>
@@ -2122,7 +1802,7 @@
           <w:sz w:val="28"/>
           <w:szCs w:val="28"/>
         </w:rPr>
-        <w:t>построение рейтингов предметов по уровню воспринимаемой нагрузки;</w:t>
+        <w:t>формирование рейтингов позитивных и негативных тем за период;</w:t>
       </w:r>
     </w:p>
     <w:p>
@@ -2130,7 +1810,7 @@
         <w:pStyle w:val="a7"/>
         <w:numPr>
           <w:ilvl w:val="0"/>
-          <w:numId w:val="7"/>
+          <w:numId w:val="8"/>
         </w:numPr>
         <w:spacing w:line="360" w:lineRule="auto"/>
         <w:jc w:val="both"/>
@@ -2146,7 +1826,7 @@
           <w:sz w:val="28"/>
           <w:szCs w:val="28"/>
         </w:rPr>
-        <w:t>анализ корреляции между учебной нагрузкой и эмоциональным состоянием в разрезе специальностей.</w:t>
+        <w:t>отслеживание появления новых тенденций и изменений в восприятии.</w:t>
       </w:r>
     </w:p>
     <w:p>
@@ -2170,23 +1850,24 @@
           <w:sz w:val="28"/>
           <w:szCs w:val="28"/>
         </w:rPr>
-        <w:t>Модуль «Обратная связь» и анализа трендов</w:t>
-      </w:r>
-      <w:r>
-        <w:rPr>
-          <w:rFonts w:ascii="Times New Roman" w:hAnsi="Times New Roman" w:cs="Times New Roman"/>
-          <w:sz w:val="28"/>
-          <w:szCs w:val="28"/>
-        </w:rPr>
-        <w:t xml:space="preserve"> - в</w:t>
-      </w:r>
-      <w:r>
-        <w:rPr>
-          <w:rFonts w:ascii="Times New Roman" w:hAnsi="Times New Roman" w:cs="Times New Roman"/>
-          <w:sz w:val="28"/>
-          <w:szCs w:val="28"/>
-        </w:rPr>
-        <w:t>ыявление устойчивых проблем и позитивных изменений на основе обратной связи студентов</w:t>
+        <w:lastRenderedPageBreak/>
+        <w:t>Модуль визуализации шкал оценивания</w:t>
+      </w:r>
+      <w:r>
+        <w:rPr>
+          <w:rFonts w:ascii="Times New Roman" w:hAnsi="Times New Roman" w:cs="Times New Roman"/>
+          <w:sz w:val="28"/>
+          <w:szCs w:val="28"/>
+        </w:rPr>
+        <w:t xml:space="preserve"> - г</w:t>
+      </w:r>
+      <w:r>
+        <w:rPr>
+          <w:rFonts w:ascii="Times New Roman" w:hAnsi="Times New Roman" w:cs="Times New Roman"/>
+          <w:sz w:val="28"/>
+          <w:szCs w:val="28"/>
+        </w:rPr>
+        <w:t>ибкое отображение результатов опросов по произвольным шкалам оценивания</w:t>
       </w:r>
       <w:r>
         <w:rPr>
@@ -2202,7 +1883,7 @@
         <w:pStyle w:val="a7"/>
         <w:numPr>
           <w:ilvl w:val="0"/>
-          <w:numId w:val="8"/>
+          <w:numId w:val="9"/>
         </w:numPr>
         <w:spacing w:line="360" w:lineRule="auto"/>
         <w:jc w:val="both"/>
@@ -2218,7 +1899,7 @@
           <w:sz w:val="28"/>
           <w:szCs w:val="28"/>
         </w:rPr>
-        <w:t>автоматический анализ текстовых ответов (тематика и тональность);</w:t>
+        <w:t>поддержка неограниченного числа шкал;</w:t>
       </w:r>
     </w:p>
     <w:p>
@@ -2226,7 +1907,7 @@
         <w:pStyle w:val="a7"/>
         <w:numPr>
           <w:ilvl w:val="0"/>
-          <w:numId w:val="8"/>
+          <w:numId w:val="9"/>
         </w:numPr>
         <w:spacing w:line="360" w:lineRule="auto"/>
         <w:jc w:val="both"/>
@@ -2242,7 +1923,7 @@
           <w:sz w:val="28"/>
           <w:szCs w:val="28"/>
         </w:rPr>
-        <w:t>выделение ключевых тем (например: преподаватели, расписание, инфраструктура);</w:t>
+        <w:t>автоматическая адаптация интерфейса под структуру шкал;</w:t>
       </w:r>
     </w:p>
     <w:p>
@@ -2250,7 +1931,7 @@
         <w:pStyle w:val="a7"/>
         <w:numPr>
           <w:ilvl w:val="0"/>
-          <w:numId w:val="8"/>
+          <w:numId w:val="9"/>
         </w:numPr>
         <w:spacing w:line="360" w:lineRule="auto"/>
         <w:jc w:val="both"/>
@@ -2266,7 +1947,7 @@
           <w:sz w:val="28"/>
           <w:szCs w:val="28"/>
         </w:rPr>
-        <w:t>формирование рейтингов позитивных и негативных тем за период;</w:t>
+        <w:t>отображение распределений, средних значений и динамики по каждой шкале;</w:t>
       </w:r>
     </w:p>
     <w:p>
@@ -2274,7 +1955,7 @@
         <w:pStyle w:val="a7"/>
         <w:numPr>
           <w:ilvl w:val="0"/>
-          <w:numId w:val="8"/>
+          <w:numId w:val="9"/>
         </w:numPr>
         <w:spacing w:line="360" w:lineRule="auto"/>
         <w:jc w:val="both"/>
@@ -2290,7 +1971,7 @@
           <w:sz w:val="28"/>
           <w:szCs w:val="28"/>
         </w:rPr>
-        <w:t>отслеживание появления новых тенденций и изменений в восприятии.</w:t>
+        <w:t>независимость от фиксированной модели метрик.</w:t>
       </w:r>
     </w:p>
     <w:p>
@@ -2314,150 +1995,6 @@
           <w:sz w:val="28"/>
           <w:szCs w:val="28"/>
         </w:rPr>
-        <w:t>Модуль визуализации шкал оценивания</w:t>
-      </w:r>
-      <w:r>
-        <w:rPr>
-          <w:rFonts w:ascii="Times New Roman" w:hAnsi="Times New Roman" w:cs="Times New Roman"/>
-          <w:sz w:val="28"/>
-          <w:szCs w:val="28"/>
-        </w:rPr>
-        <w:t xml:space="preserve"> - г</w:t>
-      </w:r>
-      <w:r>
-        <w:rPr>
-          <w:rFonts w:ascii="Times New Roman" w:hAnsi="Times New Roman" w:cs="Times New Roman"/>
-          <w:sz w:val="28"/>
-          <w:szCs w:val="28"/>
-        </w:rPr>
-        <w:t>ибкое отображение результатов опросов по произвольным шкалам оценивания</w:t>
-      </w:r>
-      <w:r>
-        <w:rPr>
-          <w:rFonts w:ascii="Times New Roman" w:hAnsi="Times New Roman" w:cs="Times New Roman"/>
-          <w:sz w:val="28"/>
-          <w:szCs w:val="28"/>
-        </w:rPr>
-        <w:t>:</w:t>
-      </w:r>
-    </w:p>
-    <w:p>
-      <w:pPr>
-        <w:pStyle w:val="a7"/>
-        <w:numPr>
-          <w:ilvl w:val="0"/>
-          <w:numId w:val="9"/>
-        </w:numPr>
-        <w:spacing w:line="360" w:lineRule="auto"/>
-        <w:jc w:val="both"/>
-        <w:rPr>
-          <w:rFonts w:ascii="Times New Roman" w:hAnsi="Times New Roman" w:cs="Times New Roman"/>
-          <w:sz w:val="28"/>
-          <w:szCs w:val="28"/>
-        </w:rPr>
-      </w:pPr>
-      <w:r>
-        <w:rPr>
-          <w:rFonts w:ascii="Times New Roman" w:hAnsi="Times New Roman" w:cs="Times New Roman"/>
-          <w:sz w:val="28"/>
-          <w:szCs w:val="28"/>
-        </w:rPr>
-        <w:t>поддержка неограниченного числа шкал;</w:t>
-      </w:r>
-    </w:p>
-    <w:p>
-      <w:pPr>
-        <w:pStyle w:val="a7"/>
-        <w:numPr>
-          <w:ilvl w:val="0"/>
-          <w:numId w:val="9"/>
-        </w:numPr>
-        <w:spacing w:line="360" w:lineRule="auto"/>
-        <w:jc w:val="both"/>
-        <w:rPr>
-          <w:rFonts w:ascii="Times New Roman" w:hAnsi="Times New Roman" w:cs="Times New Roman"/>
-          <w:sz w:val="28"/>
-          <w:szCs w:val="28"/>
-        </w:rPr>
-      </w:pPr>
-      <w:r>
-        <w:rPr>
-          <w:rFonts w:ascii="Times New Roman" w:hAnsi="Times New Roman" w:cs="Times New Roman"/>
-          <w:sz w:val="28"/>
-          <w:szCs w:val="28"/>
-        </w:rPr>
-        <w:t>автоматическая адаптация интерфейса под структуру шкал;</w:t>
-      </w:r>
-    </w:p>
-    <w:p>
-      <w:pPr>
-        <w:pStyle w:val="a7"/>
-        <w:numPr>
-          <w:ilvl w:val="0"/>
-          <w:numId w:val="9"/>
-        </w:numPr>
-        <w:spacing w:line="360" w:lineRule="auto"/>
-        <w:jc w:val="both"/>
-        <w:rPr>
-          <w:rFonts w:ascii="Times New Roman" w:hAnsi="Times New Roman" w:cs="Times New Roman"/>
-          <w:sz w:val="28"/>
-          <w:szCs w:val="28"/>
-        </w:rPr>
-      </w:pPr>
-      <w:r>
-        <w:rPr>
-          <w:rFonts w:ascii="Times New Roman" w:hAnsi="Times New Roman" w:cs="Times New Roman"/>
-          <w:sz w:val="28"/>
-          <w:szCs w:val="28"/>
-        </w:rPr>
-        <w:t>отображение распределений, средних значений и динамики по каждой шкале;</w:t>
-      </w:r>
-    </w:p>
-    <w:p>
-      <w:pPr>
-        <w:pStyle w:val="a7"/>
-        <w:numPr>
-          <w:ilvl w:val="0"/>
-          <w:numId w:val="9"/>
-        </w:numPr>
-        <w:spacing w:line="360" w:lineRule="auto"/>
-        <w:jc w:val="both"/>
-        <w:rPr>
-          <w:rFonts w:ascii="Times New Roman" w:hAnsi="Times New Roman" w:cs="Times New Roman"/>
-          <w:sz w:val="28"/>
-          <w:szCs w:val="28"/>
-        </w:rPr>
-      </w:pPr>
-      <w:r>
-        <w:rPr>
-          <w:rFonts w:ascii="Times New Roman" w:hAnsi="Times New Roman" w:cs="Times New Roman"/>
-          <w:sz w:val="28"/>
-          <w:szCs w:val="28"/>
-        </w:rPr>
-        <w:t>независимость от фиксированной модели метрик.</w:t>
-      </w:r>
-    </w:p>
-    <w:p>
-      <w:pPr>
-        <w:pStyle w:val="a7"/>
-        <w:numPr>
-          <w:ilvl w:val="0"/>
-          <w:numId w:val="3"/>
-        </w:numPr>
-        <w:spacing w:line="360" w:lineRule="auto"/>
-        <w:jc w:val="both"/>
-        <w:rPr>
-          <w:rFonts w:ascii="Times New Roman" w:hAnsi="Times New Roman" w:cs="Times New Roman"/>
-          <w:sz w:val="28"/>
-          <w:szCs w:val="28"/>
-        </w:rPr>
-      </w:pPr>
-      <w:r>
-        <w:rPr>
-          <w:rFonts w:ascii="Times New Roman" w:hAnsi="Times New Roman" w:cs="Times New Roman"/>
-          <w:sz w:val="28"/>
-          <w:szCs w:val="28"/>
-        </w:rPr>
         <w:t>Административный модуль (админ-панель)</w:t>
       </w:r>
       <w:r>
@@ -2530,7 +2067,6 @@
           <w:sz w:val="28"/>
           <w:szCs w:val="28"/>
         </w:rPr>
-        <w:lastRenderedPageBreak/>
         <w:t>настройка структуры опросов (вопросы, типы ответов, периодичность);</w:t>
       </w:r>
     </w:p>
